--- a/templates/docx/BA_PENGUJIAN.docx
+++ b/templates/docx/BA_PENGUJIAN.docx
@@ -1662,25 +1662,6 @@
             </w:pPr>
             <w:r>
               <w:rPr>
-                <w:b w:val="1"/>
-                <w:bCs w:val="1"/>
-                <w:u w:val="single"/>
-                <w:rtl w:val="0"/>
-              </w:rPr>
-              <w:t>{namaPihakPertama}</w:t>
-            </w:r>
-          </w:p>
-          <w:p>
-            <w:pPr>
-              <w:jc w:val="center"/>
-              <w:rPr>
-                <w:b w:val="1"/>
-                <w:bCs w:val="1"/>
-                <w:u w:val="single"/>
-              </w:rPr>
-            </w:pPr>
-            <w:r>
-              <w:rPr>
                 <w:rtl w:val="0"/>
               </w:rPr>
             </w:r>
@@ -1735,25 +1716,6 @@
               <w:right w:color="000000" w:space="0" w:sz="0" w:val="nil"/>
             </w:tcBorders>
           </w:tcPr>
-          <w:p>
-            <w:pPr>
-              <w:jc w:val="center"/>
-              <w:rPr>
-                <w:b w:val="1"/>
-                <w:bCs w:val="1"/>
-                <w:u w:val="single"/>
-              </w:rPr>
-            </w:pPr>
-            <w:r>
-              <w:rPr>
-                <w:b w:val="1"/>
-                <w:bCs w:val="1"/>
-                <w:u w:val="single"/>
-                <w:rtl w:val="0"/>
-              </w:rPr>
-              <w:t>{namaPihakKedua}</w:t>
-            </w:r>
-          </w:p>
           <w:p>
             <w:pPr>
               <w:jc w:val="center"/>
@@ -1925,6 +1887,8 @@
         <w:rPr/>
         <w:sectPr>
           <w:headerReference r:id="rId190" w:type="default"/>
+          <w:headerReference w:type="first" r:id="rId207"/>
+          <w:headerReference w:type="even" r:id="rId208"/>
           <w:type w:val="nextPage"/>
           <w:pgSz w:h="16838" w:w="11906" w:orient="portrait"/>
           <w:pgMar w:bottom="1440" w:top="1440" w:left="1440" w:right="1440" w:header="720" w:footer="720"/>
@@ -8154,48 +8118,7 @@
         </wp:anchor>
       </w:drawing>
     </w:r>
-    <w:r>
-      <w:drawing>
-        <wp:anchor allowOverlap="1" behindDoc="1" distB="114300" distT="114300" distL="114300" distR="114300" hidden="0" layoutInCell="1" locked="0" relativeHeight="0" simplePos="0">
-          <wp:simplePos x="0" y="0"/>
-          <wp:positionH relativeFrom="column">
-            <wp:posOffset>-638174</wp:posOffset>
-          </wp:positionH>
-          <wp:positionV relativeFrom="paragraph">
-            <wp:posOffset>-228599</wp:posOffset>
-          </wp:positionV>
-          <wp:extent cx="1737030" cy="519113"/>
-          <wp:effectExtent b="0" l="0" r="0" t="0"/>
-          <wp:wrapNone/>
-          <wp:docPr id="72" name="image9.png"/>
-          <a:graphic>
-            <a:graphicData uri="http://schemas.openxmlformats.org/drawingml/2006/picture">
-              <pic:pic>
-                <pic:nvPicPr>
-                  <pic:cNvPr id="0" name="image9.png"/>
-                  <pic:cNvPicPr preferRelativeResize="0"/>
-                </pic:nvPicPr>
-                <pic:blipFill>
-                  <a:blip r:embed="rId2"/>
-                  <a:srcRect b="0" l="0" r="0" t="0"/>
-                  <a:stretch>
-                    <a:fillRect/>
-                  </a:stretch>
-                </pic:blipFill>
-                <pic:spPr>
-                  <a:xfrm>
-                    <a:off x="0" y="0"/>
-                    <a:ext cx="1737030" cy="519113"/>
-                  </a:xfrm>
-                  <a:prstGeom prst="rect"/>
-                  <a:ln/>
-                </pic:spPr>
-              </pic:pic>
-            </a:graphicData>
-          </a:graphic>
-        </wp:anchor>
-      </w:drawing>
-    </w:r>
+    <w:r/>
   </w:p>
   <w:p>
     <w:pPr>
@@ -8230,7 +8153,7 @@
         <w:szCs w:val="20"/>
         <w:rtl w:val="0"/>
       </w:rPr>
-      <w:t xml:space="preserve">050602/SKU/008/SBUJBB/PLNICONPLUS/2026</w:t>
+      <w:t>{nomor}</w:t>
     </w:r>
   </w:p>
   <w:p>
@@ -8987,6 +8910,26 @@
         <w:rtl w:val="0"/>
       </w:rPr>
     </w:r>
+  </w:p>
+</w:hdr>
+</file>
+
+<file path=word/header200.xml><?xml version="1.0" encoding="utf-8"?>
+<w:hdr xmlns:m="http://schemas.openxmlformats.org/officeDocument/2006/math" xmlns:mc="http://schemas.openxmlformats.org/markup-compatibility/2006" xmlns:mo="http://schemas.microsoft.com/office/mac/office/2008/main" xmlns:mv="urn:schemas-microsoft-com:mac:vml" xmlns:o="urn:schemas-microsoft-com:office:office" xmlns:r="http://schemas.openxmlformats.org/officeDocument/2006/relationships" xmlns:v="urn:schemas-microsoft-com:vml" xmlns:w10="urn:schemas-microsoft-com:office:word" xmlns:w14="http://schemas.microsoft.com/office/word/2010/wordml" xmlns:w="http://schemas.openxmlformats.org/wordprocessingml/2006/main" xmlns:wne="http://schemas.microsoft.com/office/word/2006/wordml" xmlns:wp14="http://schemas.microsoft.com/office/word/2010/wordprocessingDrawing" xmlns:wp="http://schemas.openxmlformats.org/drawingml/2006/wordprocessingDrawing" xmlns:wpc="http://schemas.microsoft.com/office/word/2010/wordprocessingCanvas" xmlns:wpg="http://schemas.microsoft.com/office/word/2010/wordprocessingGroup" xmlns:wpi="http://schemas.microsoft.com/office/word/2010/wordprocessingInk" xmlns:wps="http://schemas.microsoft.com/office/word/2010/wordprocessingShape" mc:Ignorable="w14 wp14">
+  <w:p>
+    <w:pPr>
+      <w:pStyle w:val="Header"/>
+    </w:pPr>
+  </w:p>
+</w:hdr>
+</file>
+
+<file path=word/header201.xml><?xml version="1.0" encoding="utf-8"?>
+<w:hdr xmlns:m="http://schemas.openxmlformats.org/officeDocument/2006/math" xmlns:mc="http://schemas.openxmlformats.org/markup-compatibility/2006" xmlns:mo="http://schemas.microsoft.com/office/mac/office/2008/main" xmlns:mv="urn:schemas-microsoft-com:mac:vml" xmlns:o="urn:schemas-microsoft-com:office:office" xmlns:r="http://schemas.openxmlformats.org/officeDocument/2006/relationships" xmlns:v="urn:schemas-microsoft-com:vml" xmlns:w10="urn:schemas-microsoft-com:office:word" xmlns:w14="http://schemas.microsoft.com/office/word/2010/wordml" xmlns:w="http://schemas.openxmlformats.org/wordprocessingml/2006/main" xmlns:wne="http://schemas.microsoft.com/office/word/2006/wordml" xmlns:wp14="http://schemas.microsoft.com/office/word/2010/wordprocessingDrawing" xmlns:wp="http://schemas.openxmlformats.org/drawingml/2006/wordprocessingDrawing" xmlns:wpc="http://schemas.microsoft.com/office/word/2010/wordprocessingCanvas" xmlns:wpg="http://schemas.microsoft.com/office/word/2010/wordprocessingGroup" xmlns:wpi="http://schemas.microsoft.com/office/word/2010/wordprocessingInk" xmlns:wps="http://schemas.microsoft.com/office/word/2010/wordprocessingShape" mc:Ignorable="w14 wp14">
+  <w:p>
+    <w:pPr>
+      <w:pStyle w:val="Header"/>
+    </w:pPr>
   </w:p>
 </w:hdr>
 </file>

--- a/templates/docx/BA_PENGUJIAN.docx
+++ b/templates/docx/BA_PENGUJIAN.docx
@@ -1436,85 +1436,6 @@
               </w:rPr>
             </w:r>
           </w:p>
-          <w:p>
-            <w:pPr>
-              <w:jc w:val="center"/>
-              <w:rPr>
-                <w:b w:val="1"/>
-                <w:bCs w:val="1"/>
-              </w:rPr>
-            </w:pPr>
-            <w:r>
-              <w:rPr>
-                <w:rtl w:val="0"/>
-              </w:rPr>
-            </w:r>
-          </w:p>
-          <w:p>
-            <w:pPr>
-              <w:jc w:val="center"/>
-              <w:rPr>
-                <w:b w:val="1"/>
-                <w:bCs w:val="1"/>
-              </w:rPr>
-            </w:pPr>
-            <w:r>
-              <w:rPr>
-                <w:rtl w:val="0"/>
-              </w:rPr>
-            </w:r>
-          </w:p>
-          <w:p>
-            <w:pPr>
-              <w:jc w:val="center"/>
-              <w:rPr>
-                <w:b w:val="1"/>
-                <w:bCs w:val="1"/>
-              </w:rPr>
-            </w:pPr>
-            <w:r>
-              <w:rPr>
-                <w:rtl w:val="0"/>
-              </w:rPr>
-            </w:r>
-          </w:p>
-          <w:p>
-            <w:pPr>
-              <w:rPr>
-                <w:b w:val="1"/>
-                <w:bCs w:val="1"/>
-              </w:rPr>
-            </w:pPr>
-            <w:r>
-              <w:rPr>
-                <w:rtl w:val="0"/>
-              </w:rPr>
-            </w:r>
-          </w:p>
-          <w:p>
-            <w:pPr>
-              <w:jc w:val="center"/>
-              <w:rPr>
-                <w:u w:val="single"/>
-              </w:rPr>
-            </w:pPr>
-            <w:r>
-              <w:rPr>
-                <w:rtl w:val="0"/>
-              </w:rPr>
-            </w:r>
-          </w:p>
-          <w:p>
-            <w:pPr>
-              <w:jc w:val="center"/>
-              <w:rPr/>
-            </w:pPr>
-            <w:r>
-              <w:rPr>
-                <w:rtl w:val="0"/>
-              </w:rPr>
-            </w:r>
-          </w:p>
         </w:tc>
         <w:tc>
           <w:tcPr>
@@ -1563,19 +1484,8 @@
                 <w:rtl w:val="0"/>
               </w:rPr>
             </w:r>
-          </w:p>
-          <w:p>
-            <w:pPr>
-              <w:jc w:val="center"/>
-              <w:rPr>
-                <w:b w:val="1"/>
-                <w:bCs w:val="1"/>
-              </w:rPr>
-            </w:pPr>
             <w:r>
-              <w:rPr>
-                <w:rtl w:val="0"/>
-              </w:rPr>
+              <w:t>{%ttd}</w:t>
             </w:r>
           </w:p>
           <w:p>
@@ -1591,47 +1501,8 @@
                 <w:rtl w:val="0"/>
               </w:rPr>
             </w:r>
-          </w:p>
-          <w:p>
-            <w:pPr>
-              <w:jc w:val="center"/>
-              <w:rPr>
-                <w:b w:val="1"/>
-                <w:bCs w:val="1"/>
-              </w:rPr>
-            </w:pPr>
             <w:r>
-              <w:rPr>
-                <w:rtl w:val="0"/>
-              </w:rPr>
-            </w:r>
-          </w:p>
-          <w:p>
-            <w:pPr>
-              <w:jc w:val="center"/>
-              <w:rPr>
-                <w:b w:val="1"/>
-                <w:bCs w:val="1"/>
-              </w:rPr>
-            </w:pPr>
-            <w:r>
-              <w:rPr>
-                <w:rtl w:val="0"/>
-              </w:rPr>
-            </w:r>
-          </w:p>
-          <w:p>
-            <w:pPr>
-              <w:jc w:val="center"/>
-              <w:rPr>
-                <w:b w:val="1"/>
-                <w:bCs w:val="1"/>
-              </w:rPr>
-            </w:pPr>
-            <w:r>
-              <w:rPr>
-                <w:rtl w:val="0"/>
-              </w:rPr>
+              <w:t>{%stempel}</w:t>
             </w:r>
           </w:p>
         </w:tc>
@@ -1651,21 +1522,6 @@
               <w:right w:color="000000" w:space="0" w:sz="0" w:val="nil"/>
             </w:tcBorders>
           </w:tcPr>
-          <w:p>
-            <w:pPr>
-              <w:jc w:val="center"/>
-              <w:rPr>
-                <w:b w:val="1"/>
-                <w:bCs w:val="1"/>
-                <w:u w:val="single"/>
-              </w:rPr>
-            </w:pPr>
-            <w:r>
-              <w:rPr>
-                <w:rtl w:val="0"/>
-              </w:rPr>
-            </w:r>
-          </w:p>
           <w:p>
             <w:pPr>
               <w:jc w:val="center"/>
@@ -1723,48 +1579,6 @@
                 <w:b w:val="1"/>
                 <w:bCs w:val="1"/>
                 <w:u w:val="single"/>
-              </w:rPr>
-            </w:pPr>
-            <w:r>
-              <w:rPr>
-                <w:rtl w:val="0"/>
-              </w:rPr>
-            </w:r>
-          </w:p>
-          <w:p>
-            <w:pPr>
-              <w:jc w:val="center"/>
-              <w:rPr>
-                <w:b w:val="1"/>
-                <w:bCs w:val="1"/>
-              </w:rPr>
-            </w:pPr>
-            <w:r>
-              <w:rPr>
-                <w:rtl w:val="0"/>
-              </w:rPr>
-            </w:r>
-          </w:p>
-          <w:p>
-            <w:pPr>
-              <w:jc w:val="center"/>
-              <w:rPr>
-                <w:b w:val="1"/>
-                <w:bCs w:val="1"/>
-              </w:rPr>
-            </w:pPr>
-            <w:r>
-              <w:rPr>
-                <w:rtl w:val="0"/>
-              </w:rPr>
-            </w:r>
-          </w:p>
-          <w:p>
-            <w:pPr>
-              <w:jc w:val="center"/>
-              <w:rPr>
-                <w:b w:val="1"/>
-                <w:bCs w:val="1"/>
               </w:rPr>
             </w:pPr>
             <w:r>

--- a/templates/docx/BA_PENGUJIAN.docx
+++ b/templates/docx/BA_PENGUJIAN.docx
@@ -1436,6 +1436,15 @@
               </w:rPr>
             </w:r>
           </w:p>
+          <w:p>
+            <w:r>
+              <w:rPr>
+                <w:b/>
+                <w:u w:val="single"/>
+              </w:rPr>
+              <w:t>( {namaPihakPertama} )</w:t>
+            </w:r>
+          </w:p>
         </w:tc>
         <w:tc>
           <w:tcPr>
@@ -1503,6 +1512,15 @@
             </w:r>
             <w:r>
               <w:t>{%stempel}</w:t>
+            </w:r>
+          </w:p>
+          <w:p>
+            <w:r>
+              <w:rPr>
+                <w:b/>
+                <w:u w:val="single"/>
+              </w:rPr>
+              <w:t>( {namaPihakKedua} )</w:t>
             </w:r>
           </w:p>
         </w:tc>
@@ -7861,6 +7879,11 @@
 
 <file path=word/header183.xml><?xml version="1.0" encoding="utf-8"?>
 <w:hdr xmlns:mc="http://schemas.openxmlformats.org/markup-compatibility/2006" xmlns:o="urn:schemas-microsoft-com:office:office" xmlns:r="http://schemas.openxmlformats.org/officeDocument/2006/relationships" xmlns:m="http://schemas.openxmlformats.org/officeDocument/2006/math" xmlns:v="urn:schemas-microsoft-com:vml" xmlns:wp="http://schemas.openxmlformats.org/drawingml/2006/wordprocessingDrawing" xmlns:w10="urn:schemas-microsoft-com:office:word" xmlns:w="http://schemas.openxmlformats.org/wordprocessingml/2006/main" xmlns:wne="http://schemas.microsoft.com/office/word/2006/wordml" xmlns:sl="http://schemas.openxmlformats.org/schemaLibrary/2006/main" xmlns:a="http://schemas.openxmlformats.org/drawingml/2006/main" xmlns:pic="http://schemas.openxmlformats.org/drawingml/2006/picture" xmlns:c="http://schemas.openxmlformats.org/drawingml/2006/chart" xmlns:lc="http://schemas.openxmlformats.org/drawingml/2006/lockedCanvas" xmlns:dgm="http://schemas.openxmlformats.org/drawingml/2006/diagram" xmlns:wps="http://schemas.microsoft.com/office/word/2010/wordprocessingShape" xmlns:wpg="http://schemas.microsoft.com/office/word/2010/wordprocessingGroup" xmlns:w14="http://schemas.microsoft.com/office/word/2010/wordml" xmlns:w15="http://schemas.microsoft.com/office/word/2012/wordml" xmlns:w16="http://schemas.microsoft.com/office/word/2018/wordml" xmlns:w16cex="http://schemas.microsoft.com/office/word/2018/wordml/cex" xmlns:w16cid="http://schemas.microsoft.com/office/word/2016/wordml/cid" xmlns="http://schemas.microsoft.com/office/tasks/2019/documenttasks" xmlns:cr="http://schemas.microsoft.com/office/comments/2020/reactions">
+  <w:p>
+    <w:r>
+      <w:t>{%logoMitra}</w:t>
+    </w:r>
+  </w:p>
   <w:p>
     <w:pPr>
       <w:tabs>

--- a/templates/docx/BA_PENGUJIAN.docx
+++ b/templates/docx/BA_PENGUJIAN.docx
@@ -1997,6 +1997,14 @@
 
 <file path=word/header1.xml><?xml version="1.0" encoding="utf-8"?>
 <w:hdr xmlns:mc="http://schemas.openxmlformats.org/markup-compatibility/2006" xmlns:o="urn:schemas-microsoft-com:office:office" xmlns:r="http://schemas.openxmlformats.org/officeDocument/2006/relationships" xmlns:m="http://schemas.openxmlformats.org/officeDocument/2006/math" xmlns:v="urn:schemas-microsoft-com:vml" xmlns:wp="http://schemas.openxmlformats.org/drawingml/2006/wordprocessingDrawing" xmlns:w10="urn:schemas-microsoft-com:office:word" xmlns:w="http://schemas.openxmlformats.org/wordprocessingml/2006/main" xmlns:wne="http://schemas.microsoft.com/office/word/2006/wordml" xmlns:sl="http://schemas.openxmlformats.org/schemaLibrary/2006/main" xmlns:a="http://schemas.openxmlformats.org/drawingml/2006/main" xmlns:pic="http://schemas.openxmlformats.org/drawingml/2006/picture" xmlns:c="http://schemas.openxmlformats.org/drawingml/2006/chart" xmlns:lc="http://schemas.openxmlformats.org/drawingml/2006/lockedCanvas" xmlns:dgm="http://schemas.openxmlformats.org/drawingml/2006/diagram" xmlns:wps="http://schemas.microsoft.com/office/word/2010/wordprocessingShape" xmlns:wpg="http://schemas.microsoft.com/office/word/2010/wordprocessingGroup" xmlns:w14="http://schemas.microsoft.com/office/word/2010/wordml" xmlns:w15="http://schemas.microsoft.com/office/word/2012/wordml" xmlns:w16="http://schemas.microsoft.com/office/word/2018/wordml" xmlns:w16cex="http://schemas.microsoft.com/office/word/2018/wordml/cex" xmlns:w16cid="http://schemas.microsoft.com/office/word/2016/wordml/cid" xmlns="http://schemas.microsoft.com/office/tasks/2019/documenttasks" xmlns:cr="http://schemas.microsoft.com/office/comments/2020/reactions">
+  <w:p>
+    <w:pPr>
+      <w:jc w:val="left"/>
+    </w:pPr>
+    <w:r>
+      <w:t>{%logoMitra}</w:t>
+    </w:r>
+  </w:p>
   <w:p>
     <w:pPr>
       <w:tabs>
@@ -2068,48 +2076,6 @@
         </wp:anchor>
       </w:drawing>
     </w:r>
-    <w:r>
-      <w:drawing>
-        <wp:anchor allowOverlap="1" behindDoc="1" distB="114300" distT="114300" distL="114300" distR="114300" hidden="0" layoutInCell="1" locked="0" relativeHeight="0" simplePos="0">
-          <wp:simplePos x="0" y="0"/>
-          <wp:positionH relativeFrom="column">
-            <wp:posOffset>-638174</wp:posOffset>
-          </wp:positionH>
-          <wp:positionV relativeFrom="paragraph">
-            <wp:posOffset>-228599</wp:posOffset>
-          </wp:positionV>
-          <wp:extent cx="1737030" cy="519113"/>
-          <wp:effectExtent b="0" l="0" r="0" t="0"/>
-          <wp:wrapNone/>
-          <wp:docPr id="1" name="image2.png"/>
-          <a:graphic>
-            <a:graphicData uri="http://schemas.openxmlformats.org/drawingml/2006/picture">
-              <pic:pic>
-                <pic:nvPicPr>
-                  <pic:cNvPr id="0" name="image2.png"/>
-                  <pic:cNvPicPr preferRelativeResize="0"/>
-                </pic:nvPicPr>
-                <pic:blipFill>
-                  <a:blip r:embed="rId2"/>
-                  <a:srcRect b="0" l="0" r="0" t="0"/>
-                  <a:stretch>
-                    <a:fillRect/>
-                  </a:stretch>
-                </pic:blipFill>
-                <pic:spPr>
-                  <a:xfrm>
-                    <a:off x="0" y="0"/>
-                    <a:ext cx="1737030" cy="519113"/>
-                  </a:xfrm>
-                  <a:prstGeom prst="rect"/>
-                  <a:ln/>
-                </pic:spPr>
-              </pic:pic>
-            </a:graphicData>
-          </a:graphic>
-        </wp:anchor>
-      </w:drawing>
-    </w:r>
   </w:p>
   <w:p>
     <w:pPr>
@@ -2166,11 +2132,6 @@
       <w:rPr>
         <w:rtl w:val="0"/>
       </w:rPr>
-    </w:r>
-  </w:p>
-  <w:p>
-    <w:r>
-      <w:t>{%logoMitra}</w:t>
     </w:r>
   </w:p>
 </w:hdr>

--- a/templates/docx/BA_PENGUJIAN.docx
+++ b/templates/docx/BA_PENGUJIAN.docx
@@ -134,22 +134,6 @@
         </w:rPr>
       </w:r>
     </w:p>
-    <w:p>
-      <w:pPr>
-        <w:spacing w:after="0" w:lineRule="auto"/>
-        <w:jc w:val="both"/>
-        <w:rPr>
-          <w:rFonts w:ascii="Arial" w:cs="Arial" w:eastAsia="Arial" w:hAnsi="Arial"/>
-          <w:sz w:val="10"/>
-          <w:szCs w:val="10"/>
-        </w:rPr>
-      </w:pPr>
-      <w:r>
-        <w:rPr>
-          <w:rtl w:val="0"/>
-        </w:rPr>
-      </w:r>
-    </w:p>
     <w:tbl>
       <w:tblPr>
         <w:tblStyle w:val="Table1"/>
@@ -1204,24 +1188,6 @@
     <w:p>
       <w:pPr>
         <w:spacing w:after="0" w:lineRule="auto"/>
-        <w:jc w:val="both"/>
-        <w:rPr>
-          <w:rFonts w:ascii="Arial" w:cs="Arial" w:eastAsia="Arial" w:hAnsi="Arial"/>
-          <w:b w:val="1"/>
-          <w:bCs w:val="1"/>
-          <w:sz w:val="20"/>
-          <w:szCs w:val="20"/>
-        </w:rPr>
-      </w:pPr>
-      <w:r>
-        <w:rPr>
-          <w:rtl w:val="0"/>
-        </w:rPr>
-      </w:r>
-    </w:p>
-    <w:p>
-      <w:pPr>
-        <w:spacing w:after="0" w:lineRule="auto"/>
         <w:ind w:left="0" w:firstLine="0"/>
         <w:jc w:val="both"/>
         <w:rPr>
@@ -1239,28 +1205,6 @@
         </w:rPr>
         <w:t xml:space="preserve">Berdasarkan hasil pengujian barang dan jasa sebagaimana tertera dalam ketentuan yang berlaku, bahwa seluruh barang dan jasa yang diuji telah memenuhi persyaratan teknis secara menyeluruh sebagaimana yang telah ditetapkan di dalam Surat Perjanjian sebelumnya. Kesimpulan ini menegaskan bahwa kualitas dan spesifikasi layanan yang diberikan telah selaras dengan standar yang disepakati oleh kedua belah pihak tanpa adanya pengecualian teknis dalam proses verifikasi tersebut. </w:t>
       </w:r>
-      <w:r>
-        <w:rPr>
-          <w:rtl w:val="0"/>
-        </w:rPr>
-      </w:r>
-    </w:p>
-    <w:p>
-      <w:pPr>
-        <w:tabs>
-          <w:tab w:val="left" w:leader="none" w:pos="0"/>
-          <w:tab w:val="left" w:leader="none" w:pos="360"/>
-          <w:tab w:val="left" w:leader="none" w:pos="567"/>
-          <w:tab w:val="left" w:leader="none" w:pos="3150"/>
-        </w:tabs>
-        <w:spacing w:after="0" w:lineRule="auto"/>
-        <w:jc w:val="both"/>
-        <w:rPr>
-          <w:rFonts w:ascii="Arial" w:cs="Arial" w:eastAsia="Arial" w:hAnsi="Arial"/>
-          <w:sz w:val="20"/>
-          <w:szCs w:val="20"/>
-        </w:rPr>
-      </w:pPr>
       <w:r>
         <w:rPr>
           <w:rtl w:val="0"/>
@@ -1289,54 +1233,6 @@
           <w:rtl w:val="0"/>
         </w:rPr>
         <w:t xml:space="preserve">Demikian pernyataan ini disampaikan untuk dapat dipergunakan sebagaimana mestinya. Atas perhatian dan kerja sama yang diberikan, kami ucapkan terima kasih. </w:t>
-      </w:r>
-    </w:p>
-    <w:p>
-      <w:pPr>
-        <w:spacing w:after="0" w:lineRule="auto"/>
-        <w:jc w:val="both"/>
-        <w:rPr>
-          <w:rFonts w:ascii="Arial" w:cs="Arial" w:eastAsia="Arial" w:hAnsi="Arial"/>
-          <w:sz w:val="20"/>
-          <w:szCs w:val="20"/>
-        </w:rPr>
-      </w:pPr>
-      <w:r>
-        <w:rPr>
-          <w:rtl w:val="0"/>
-        </w:rPr>
-      </w:r>
-    </w:p>
-    <w:p>
-      <w:pPr>
-        <w:spacing w:after="0" w:lineRule="auto"/>
-        <w:jc w:val="both"/>
-        <w:rPr>
-          <w:rFonts w:ascii="Arial" w:cs="Arial" w:eastAsia="Arial" w:hAnsi="Arial"/>
-          <w:sz w:val="20"/>
-          <w:szCs w:val="20"/>
-        </w:rPr>
-      </w:pPr>
-      <w:r>
-        <w:rPr>
-          <w:rtl w:val="0"/>
-        </w:rPr>
-      </w:r>
-    </w:p>
-    <w:p>
-      <w:pPr>
-        <w:spacing w:after="0" w:lineRule="auto"/>
-        <w:jc w:val="both"/>
-        <w:rPr>
-          <w:rFonts w:ascii="Arial" w:cs="Arial" w:eastAsia="Arial" w:hAnsi="Arial"/>
-          <w:sz w:val="20"/>
-          <w:szCs w:val="20"/>
-        </w:rPr>
-      </w:pPr>
-      <w:r>
-        <w:rPr>
-          <w:rtl w:val="0"/>
-        </w:rPr>
       </w:r>
     </w:p>
     <w:tbl>
@@ -1513,57 +1409,6 @@
               </w:rPr>
             </w:r>
           </w:p>
-          <w:p>
-            <w:pPr>
-              <w:jc w:val="center"/>
-              <w:rPr>
-                <w:b w:val="1"/>
-                <w:bCs w:val="1"/>
-              </w:rPr>
-            </w:pPr>
-            <w:r>
-              <w:rPr>
-                <w:rtl w:val="0"/>
-              </w:rPr>
-            </w:r>
-          </w:p>
-          <w:p>
-            <w:pPr>
-              <w:rPr>
-                <w:b w:val="1"/>
-                <w:bCs w:val="1"/>
-              </w:rPr>
-            </w:pPr>
-            <w:r>
-              <w:rPr>
-                <w:rtl w:val="0"/>
-              </w:rPr>
-            </w:r>
-          </w:p>
-          <w:p>
-            <w:pPr>
-              <w:jc w:val="center"/>
-              <w:rPr>
-                <w:u w:val="single"/>
-              </w:rPr>
-            </w:pPr>
-            <w:r>
-              <w:rPr>
-                <w:rtl w:val="0"/>
-              </w:rPr>
-            </w:r>
-          </w:p>
-          <w:p>
-            <w:pPr>
-              <w:jc w:val="center"/>
-              <w:rPr/>
-            </w:pPr>
-            <w:r>
-              <w:rPr>
-                <w:rtl w:val="0"/>
-              </w:rPr>
-            </w:r>
-          </w:p>
         </w:tc>
         <w:tc>
           <w:tcPr>
@@ -1628,48 +1473,6 @@
                 <w:rtl w:val="0"/>
               </w:rPr>
               <w:t>{%stempel}</w:t>
-            </w:r>
-          </w:p>
-          <w:p>
-            <w:pPr>
-              <w:jc w:val="center"/>
-              <w:rPr>
-                <w:b w:val="1"/>
-                <w:bCs w:val="1"/>
-              </w:rPr>
-            </w:pPr>
-            <w:r>
-              <w:rPr>
-                <w:rtl w:val="0"/>
-              </w:rPr>
-            </w:r>
-          </w:p>
-          <w:p>
-            <w:pPr>
-              <w:jc w:val="center"/>
-              <w:rPr>
-                <w:b w:val="1"/>
-                <w:bCs w:val="1"/>
-              </w:rPr>
-            </w:pPr>
-            <w:r>
-              <w:rPr>
-                <w:rtl w:val="0"/>
-              </w:rPr>
-            </w:r>
-          </w:p>
-          <w:p>
-            <w:pPr>
-              <w:jc w:val="center"/>
-              <w:rPr>
-                <w:b w:val="1"/>
-                <w:bCs w:val="1"/>
-              </w:rPr>
-            </w:pPr>
-            <w:r>
-              <w:rPr>
-                <w:rtl w:val="0"/>
-              </w:rPr>
             </w:r>
           </w:p>
           <w:p>
@@ -1738,6 +1541,17 @@
               </w:rPr>
             </w:r>
           </w:p>
+        </w:tc>
+        <w:tc>
+          <w:tcPr>
+            <w:tcBorders>
+              <w:top w:color="000000" w:space="0" w:sz="0" w:val="nil"/>
+              <w:left w:color="000000" w:space="0" w:sz="0" w:val="nil"/>
+              <w:bottom w:color="000000" w:space="0" w:sz="0" w:val="nil"/>
+              <w:right w:color="000000" w:space="0" w:sz="0" w:val="nil"/>
+            </w:tcBorders>
+            <w:shd w:fill="auto" w:val="clear"/>
+          </w:tcPr>
           <w:p>
             <w:pPr>
               <w:jc w:val="center"/>
@@ -1762,7 +1576,6 @@
               <w:bottom w:color="000000" w:space="0" w:sz="0" w:val="nil"/>
               <w:right w:color="000000" w:space="0" w:sz="0" w:val="nil"/>
             </w:tcBorders>
-            <w:shd w:fill="auto" w:val="clear"/>
           </w:tcPr>
           <w:p>
             <w:pPr>
@@ -1775,88 +1588,21 @@
             </w:pPr>
             <w:r>
               <w:rPr>
-                <w:rtl w:val="0"/>
-              </w:rPr>
-            </w:r>
-          </w:p>
-        </w:tc>
-        <w:tc>
-          <w:tcPr>
-            <w:tcBorders>
-              <w:top w:color="000000" w:space="0" w:sz="0" w:val="nil"/>
-              <w:left w:color="000000" w:space="0" w:sz="0" w:val="nil"/>
-              <w:bottom w:color="000000" w:space="0" w:sz="0" w:val="nil"/>
-              <w:right w:color="000000" w:space="0" w:sz="0" w:val="nil"/>
-            </w:tcBorders>
-          </w:tcPr>
-          <w:p>
-            <w:pPr>
-              <w:jc w:val="center"/>
-              <w:rPr>
                 <w:b w:val="1"/>
                 <w:bCs w:val="1"/>
                 <w:u w:val="single"/>
-              </w:rPr>
-            </w:pPr>
-            <w:r>
+                <w:rtl w:val="0"/>
+              </w:rPr>
+              <w:t>{namaPihakKedua}</w:t>
+            </w:r>
+          </w:p>
+          <w:p>
+            <w:pPr>
+              <w:jc w:val="center"/>
               <w:rPr>
                 <w:b w:val="1"/>
                 <w:bCs w:val="1"/>
                 <w:u w:val="single"/>
-                <w:rtl w:val="0"/>
-              </w:rPr>
-              <w:t>{namaPihakKedua}</w:t>
-            </w:r>
-          </w:p>
-          <w:p>
-            <w:pPr>
-              <w:jc w:val="center"/>
-              <w:rPr>
-                <w:b w:val="1"/>
-                <w:bCs w:val="1"/>
-                <w:u w:val="single"/>
-              </w:rPr>
-            </w:pPr>
-            <w:r>
-              <w:rPr>
-                <w:rtl w:val="0"/>
-              </w:rPr>
-            </w:r>
-          </w:p>
-          <w:p>
-            <w:pPr>
-              <w:jc w:val="center"/>
-              <w:rPr>
-                <w:b w:val="1"/>
-                <w:bCs w:val="1"/>
-              </w:rPr>
-            </w:pPr>
-            <w:r>
-              <w:rPr>
-                <w:rtl w:val="0"/>
-              </w:rPr>
-            </w:r>
-          </w:p>
-          <w:p>
-            <w:pPr>
-              <w:jc w:val="center"/>
-              <w:rPr>
-                <w:b w:val="1"/>
-                <w:bCs w:val="1"/>
-              </w:rPr>
-            </w:pPr>
-            <w:r>
-              <w:rPr>
-                <w:rtl w:val="0"/>
-              </w:rPr>
-            </w:r>
-          </w:p>
-          <w:p>
-            <w:pPr>
-              <w:jc w:val="center"/>
-              <w:rPr>
-                <w:b w:val="1"/>
-                <w:bCs w:val="1"/>
               </w:rPr>
             </w:pPr>
             <w:r>
@@ -1876,108 +1622,6 @@
           <w:sz w:val="20"/>
           <w:szCs w:val="20"/>
         </w:rPr>
-      </w:pPr>
-      <w:r>
-        <w:rPr>
-          <w:rtl w:val="0"/>
-        </w:rPr>
-      </w:r>
-    </w:p>
-    <w:p>
-      <w:pPr>
-        <w:spacing w:after="0" w:line="240" w:lineRule="auto"/>
-        <w:rPr>
-          <w:rFonts w:ascii="Arial" w:cs="Arial" w:eastAsia="Arial" w:hAnsi="Arial"/>
-          <w:sz w:val="20"/>
-          <w:szCs w:val="20"/>
-        </w:rPr>
-      </w:pPr>
-      <w:r>
-        <w:rPr>
-          <w:rtl w:val="0"/>
-        </w:rPr>
-      </w:r>
-    </w:p>
-    <w:p>
-      <w:pPr>
-        <w:spacing w:after="0" w:line="240" w:lineRule="auto"/>
-        <w:rPr>
-          <w:rFonts w:ascii="Arial" w:cs="Arial" w:eastAsia="Arial" w:hAnsi="Arial"/>
-          <w:sz w:val="20"/>
-          <w:szCs w:val="20"/>
-        </w:rPr>
-      </w:pPr>
-      <w:r>
-        <w:rPr>
-          <w:rtl w:val="0"/>
-        </w:rPr>
-      </w:r>
-    </w:p>
-    <w:p>
-      <w:pPr>
-        <w:spacing w:after="0" w:line="240" w:lineRule="auto"/>
-        <w:rPr>
-          <w:rFonts w:ascii="Arial" w:cs="Arial" w:eastAsia="Arial" w:hAnsi="Arial"/>
-          <w:sz w:val="20"/>
-          <w:szCs w:val="20"/>
-        </w:rPr>
-      </w:pPr>
-      <w:r>
-        <w:rPr>
-          <w:rtl w:val="0"/>
-        </w:rPr>
-      </w:r>
-    </w:p>
-    <w:p>
-      <w:pPr>
-        <w:spacing w:after="0" w:line="240" w:lineRule="auto"/>
-        <w:rPr>
-          <w:rFonts w:ascii="Arial" w:cs="Arial" w:eastAsia="Arial" w:hAnsi="Arial"/>
-          <w:sz w:val="20"/>
-          <w:szCs w:val="20"/>
-        </w:rPr>
-      </w:pPr>
-      <w:r>
-        <w:rPr>
-          <w:rtl w:val="0"/>
-        </w:rPr>
-      </w:r>
-    </w:p>
-    <w:p>
-      <w:pPr>
-        <w:spacing w:after="0" w:line="240" w:lineRule="auto"/>
-        <w:rPr>
-          <w:rFonts w:ascii="Arial" w:cs="Arial" w:eastAsia="Arial" w:hAnsi="Arial"/>
-          <w:sz w:val="20"/>
-          <w:szCs w:val="20"/>
-        </w:rPr>
-      </w:pPr>
-      <w:r>
-        <w:rPr>
-          <w:rtl w:val="0"/>
-        </w:rPr>
-      </w:r>
-    </w:p>
-    <w:p>
-      <w:pPr>
-        <w:spacing w:after="0" w:line="240" w:lineRule="auto"/>
-        <w:rPr>
-          <w:rFonts w:ascii="Arial" w:cs="Arial" w:eastAsia="Arial" w:hAnsi="Arial"/>
-          <w:sz w:val="20"/>
-          <w:szCs w:val="20"/>
-        </w:rPr>
-      </w:pPr>
-      <w:r>
-        <w:rPr>
-          <w:rtl w:val="0"/>
-        </w:rPr>
-      </w:r>
-    </w:p>
-    <w:p>
-      <w:pPr>
-        <w:ind w:left="0" w:firstLine="0"/>
-        <w:jc w:val="both"/>
-        <w:rPr/>
       </w:pPr>
       <w:r>
         <w:rPr>
@@ -1999,6 +1643,7 @@
 <w:hdr xmlns:mc="http://schemas.openxmlformats.org/markup-compatibility/2006" xmlns:o="urn:schemas-microsoft-com:office:office" xmlns:r="http://schemas.openxmlformats.org/officeDocument/2006/relationships" xmlns:m="http://schemas.openxmlformats.org/officeDocument/2006/math" xmlns:v="urn:schemas-microsoft-com:vml" xmlns:wp="http://schemas.openxmlformats.org/drawingml/2006/wordprocessingDrawing" xmlns:w10="urn:schemas-microsoft-com:office:word" xmlns:w="http://schemas.openxmlformats.org/wordprocessingml/2006/main" xmlns:wne="http://schemas.microsoft.com/office/word/2006/wordml" xmlns:sl="http://schemas.openxmlformats.org/schemaLibrary/2006/main" xmlns:a="http://schemas.openxmlformats.org/drawingml/2006/main" xmlns:pic="http://schemas.openxmlformats.org/drawingml/2006/picture" xmlns:c="http://schemas.openxmlformats.org/drawingml/2006/chart" xmlns:lc="http://schemas.openxmlformats.org/drawingml/2006/lockedCanvas" xmlns:dgm="http://schemas.openxmlformats.org/drawingml/2006/diagram" xmlns:wps="http://schemas.microsoft.com/office/word/2010/wordprocessingShape" xmlns:wpg="http://schemas.microsoft.com/office/word/2010/wordprocessingGroup" xmlns:w14="http://schemas.microsoft.com/office/word/2010/wordml" xmlns:w15="http://schemas.microsoft.com/office/word/2012/wordml" xmlns:w16="http://schemas.microsoft.com/office/word/2018/wordml" xmlns:w16cex="http://schemas.microsoft.com/office/word/2018/wordml/cex" xmlns:w16cid="http://schemas.microsoft.com/office/word/2016/wordml/cid" xmlns="http://schemas.microsoft.com/office/tasks/2019/documenttasks" xmlns:cr="http://schemas.microsoft.com/office/comments/2020/reactions">
   <w:p>
     <w:pPr>
+      <w:spacing w:before="0" w:after="0"/>
       <w:jc w:val="left"/>
     </w:pPr>
     <w:r>
@@ -2010,7 +1655,7 @@
       <w:tabs>
         <w:tab w:val="left" w:leader="none" w:pos="3330"/>
       </w:tabs>
-      <w:spacing w:after="0" w:line="240" w:lineRule="auto"/>
+      <w:spacing w:after="0" w:line="240" w:lineRule="auto" w:before="0"/>
       <w:jc w:val="center"/>
       <w:rPr>
         <w:rFonts w:ascii="Arial" w:cs="Arial" w:eastAsia="Arial" w:hAnsi="Arial"/>
@@ -2042,7 +1687,7 @@
             <wp:posOffset>4819650</wp:posOffset>
           </wp:positionH>
           <wp:positionV relativeFrom="paragraph">
-            <wp:posOffset>-152399</wp:posOffset>
+            <wp:posOffset>0</wp:posOffset>
           </wp:positionV>
           <wp:extent cx="1440656" cy="523875"/>
           <wp:effectExtent b="0" l="0" r="0" t="0"/>

--- a/templates/docx/BA_PENGUJIAN.docx
+++ b/templates/docx/BA_PENGUJIAN.docx
@@ -1187,7 +1187,7 @@
     </w:tbl>
     <w:p>
       <w:pPr>
-        <w:spacing w:after="0" w:lineRule="auto"/>
+        <w:spacing w:after="360" w:lineRule="auto"/>
         <w:ind w:left="0" w:firstLine="0"/>
         <w:jc w:val="both"/>
         <w:rPr>

--- a/templates/docx/BA_PENGUJIAN.docx
+++ b/templates/docx/BA_PENGUJIAN.docx
@@ -1217,7 +1217,7 @@
           <w:tab w:val="left" w:leader="none" w:pos="2520"/>
           <w:tab w:val="left" w:leader="none" w:pos="2880"/>
         </w:tabs>
-        <w:spacing w:after="0" w:lineRule="auto"/>
+        <w:spacing w:after="360" w:lineRule="auto"/>
         <w:jc w:val="both"/>
         <w:rPr>
           <w:rFonts w:ascii="Arial" w:cs="Arial" w:eastAsia="Arial" w:hAnsi="Arial"/>

--- a/templates/docx/BA_PENGUJIAN.docx
+++ b/templates/docx/BA_PENGUJIAN.docx
@@ -1447,6 +1447,7 @@
           </w:tcPr>
           <w:p>
             <w:pPr>
+              <w:spacing w:after="680"/>
               <w:jc w:val="center"/>
               <w:rPr>
                 <w:b w:val="1"/>
@@ -1459,15 +1460,6 @@
               </w:rPr>
               <w:t>{%ttd}</w:t>
             </w:r>
-          </w:p>
-          <w:p>
-            <w:pPr>
-              <w:jc w:val="center"/>
-              <w:rPr>
-                <w:b w:val="1"/>
-                <w:bCs w:val="1"/>
-              </w:rPr>
-            </w:pPr>
             <w:r>
               <w:rPr>
                 <w:rtl w:val="0"/>

--- a/templates/docx/BA_PENGUJIAN.docx
+++ b/templates/docx/BA_PENGUJIAN.docx
@@ -1635,15 +1635,6 @@
 <w:hdr xmlns:mc="http://schemas.openxmlformats.org/markup-compatibility/2006" xmlns:o="urn:schemas-microsoft-com:office:office" xmlns:r="http://schemas.openxmlformats.org/officeDocument/2006/relationships" xmlns:m="http://schemas.openxmlformats.org/officeDocument/2006/math" xmlns:v="urn:schemas-microsoft-com:vml" xmlns:wp="http://schemas.openxmlformats.org/drawingml/2006/wordprocessingDrawing" xmlns:w10="urn:schemas-microsoft-com:office:word" xmlns:w="http://schemas.openxmlformats.org/wordprocessingml/2006/main" xmlns:wne="http://schemas.microsoft.com/office/word/2006/wordml" xmlns:sl="http://schemas.openxmlformats.org/schemaLibrary/2006/main" xmlns:a="http://schemas.openxmlformats.org/drawingml/2006/main" xmlns:pic="http://schemas.openxmlformats.org/drawingml/2006/picture" xmlns:c="http://schemas.openxmlformats.org/drawingml/2006/chart" xmlns:lc="http://schemas.openxmlformats.org/drawingml/2006/lockedCanvas" xmlns:dgm="http://schemas.openxmlformats.org/drawingml/2006/diagram" xmlns:wps="http://schemas.microsoft.com/office/word/2010/wordprocessingShape" xmlns:wpg="http://schemas.microsoft.com/office/word/2010/wordprocessingGroup" xmlns:w14="http://schemas.microsoft.com/office/word/2010/wordml" xmlns:w15="http://schemas.microsoft.com/office/word/2012/wordml" xmlns:w16="http://schemas.microsoft.com/office/word/2018/wordml" xmlns:w16cex="http://schemas.microsoft.com/office/word/2018/wordml/cex" xmlns:w16cid="http://schemas.microsoft.com/office/word/2016/wordml/cid" xmlns="http://schemas.microsoft.com/office/tasks/2019/documenttasks" xmlns:cr="http://schemas.microsoft.com/office/comments/2020/reactions">
   <w:p>
     <w:pPr>
-      <w:spacing w:before="0" w:after="0"/>
-      <w:jc w:val="left"/>
-    </w:pPr>
-    <w:r>
-      <w:t>{%logoMitra}</w:t>
-    </w:r>
-  </w:p>
-  <w:p>
-    <w:pPr>
       <w:tabs>
         <w:tab w:val="left" w:leader="none" w:pos="3330"/>
       </w:tabs>
@@ -1655,6 +1646,9 @@
         <w:bCs w:val="1"/>
       </w:rPr>
     </w:pPr>
+    <w:r>
+      <w:t>{%logoMitra}</w:t>
+    </w:r>
     <w:r>
       <w:rPr>
         <w:rFonts w:ascii="Arial" w:cs="Arial" w:eastAsia="Arial" w:hAnsi="Arial"/>
